--- a/outputs/03_features/T05_feature_inventory_and_counts.docx
+++ b/outputs/03_features/T05_feature_inventory_and_counts.docx
@@ -651,7 +651,7 @@
           <w:i/>
           <w:sz w:val="14"/>
         </w:rPr>
-        <w:t>Generated by PV-MEPCG / PulseVision at 2026-08-30T10:15:34.580130+00:00</w:t>
+        <w:t>Generated by PV-MEPCG / PulseVision at 2026-08-30T10:48:03.250139+00:00</w:t>
       </w:r>
     </w:p>
     <w:sectPr>
